--- a/测试文档.docx
+++ b/测试文档.docx
@@ -57,7 +57,31 @@
         <w:rPr>
           <w:rFonts w:ascii="宋体" w:eastAsia="宋体" w:hAnsi="宋体" w:hint="eastAsia"/>
         </w:rPr>
-        <w:t>平均时间：96.88秒</w:t>
+        <w:t>平均时间：</w:t>
+      </w:r>
+      <w:r>
+        <w:rPr>
+          <w:rFonts w:ascii="宋体" w:eastAsia="宋体" w:hAnsi="宋体" w:hint="eastAsia"/>
+        </w:rPr>
+        <w:t>74</w:t>
+      </w:r>
+      <w:r>
+        <w:rPr>
+          <w:rFonts w:ascii="宋体" w:eastAsia="宋体" w:hAnsi="宋体" w:hint="eastAsia"/>
+        </w:rPr>
+        <w:t>.</w:t>
+      </w:r>
+      <w:r>
+        <w:rPr>
+          <w:rFonts w:ascii="宋体" w:eastAsia="宋体" w:hAnsi="宋体" w:hint="eastAsia"/>
+        </w:rPr>
+        <w:t>6</w:t>
+      </w:r>
+      <w:r>
+        <w:rPr>
+          <w:rFonts w:ascii="宋体" w:eastAsia="宋体" w:hAnsi="宋体" w:hint="eastAsia"/>
+        </w:rPr>
+        <w:t>8秒</w:t>
       </w:r>
     </w:p>
     <w:p>
@@ -113,7 +137,19 @@
         <w:rPr>
           <w:rFonts w:ascii="宋体" w:eastAsia="宋体" w:hAnsi="宋体"/>
         </w:rPr>
-        <w:t>平均时间：86.24秒</w:t>
+        <w:t>平均时间：</w:t>
+      </w:r>
+      <w:r>
+        <w:rPr>
+          <w:rFonts w:ascii="宋体" w:eastAsia="宋体" w:hAnsi="宋体" w:hint="eastAsia"/>
+        </w:rPr>
+        <w:t>72.35</w:t>
+      </w:r>
+      <w:r>
+        <w:rPr>
+          <w:rFonts w:ascii="宋体" w:eastAsia="宋体" w:hAnsi="宋体"/>
+        </w:rPr>
+        <w:t>秒</w:t>
       </w:r>
     </w:p>
     <w:p>
@@ -441,6 +477,68 @@
         <w:rPr>
           <w:rFonts w:ascii="宋体" w:eastAsia="宋体" w:hAnsi="宋体" w:hint="eastAsia"/>
         </w:rPr>
+        <w:t>（4）</w:t>
+      </w:r>
+      <w:r>
+        <w:rPr>
+          <w:rFonts w:ascii="宋体" w:eastAsia="宋体" w:hAnsi="宋体" w:hint="eastAsia"/>
+        </w:rPr>
+        <w:t>CP+分布式：</w:t>
+      </w:r>
+    </w:p>
+    <w:p>
+      <w:pPr>
+        <w:rPr>
+          <w:rFonts w:ascii="宋体" w:eastAsia="宋体" w:hAnsi="宋体" w:hint="eastAsia"/>
+        </w:rPr>
+      </w:pPr>
+      <w:r>
+        <w:rPr>
+          <w:rFonts w:ascii="宋体" w:eastAsia="宋体" w:hAnsi="宋体"/>
+        </w:rPr>
+        <w:tab/>
+      </w:r>
+      <w:r>
+        <w:rPr>
+          <w:rFonts w:ascii="宋体" w:eastAsia="宋体" w:hAnsi="宋体" w:hint="eastAsia"/>
+        </w:rPr>
+        <w:t>平均</w:t>
+      </w:r>
+      <w:r>
+        <w:rPr>
+          <w:rFonts w:ascii="宋体" w:eastAsia="宋体" w:hAnsi="宋体" w:hint="eastAsia"/>
+        </w:rPr>
+        <w:t>用时7.76秒，</w:t>
+      </w:r>
+      <w:r>
+        <w:rPr>
+          <w:rFonts w:ascii="宋体" w:eastAsia="宋体" w:hAnsi="宋体" w:hint="eastAsia"/>
+        </w:rPr>
+        <w:t>总用时</w:t>
+      </w:r>
+      <w:r>
+        <w:rPr>
+          <w:rFonts w:ascii="宋体" w:eastAsia="宋体" w:hAnsi="宋体" w:hint="eastAsia"/>
+        </w:rPr>
+        <w:t>11分</w:t>
+      </w:r>
+      <w:r>
+        <w:rPr>
+          <w:rFonts w:ascii="宋体" w:eastAsia="宋体" w:hAnsi="宋体" w:hint="eastAsia"/>
+        </w:rPr>
+        <w:t>31秒</w:t>
+      </w:r>
+    </w:p>
+    <w:p>
+      <w:pPr>
+        <w:rPr>
+          <w:rFonts w:ascii="宋体" w:eastAsia="宋体" w:hAnsi="宋体" w:hint="eastAsia"/>
+        </w:rPr>
+      </w:pPr>
+      <w:r>
+        <w:rPr>
+          <w:rFonts w:ascii="宋体" w:eastAsia="宋体" w:hAnsi="宋体" w:hint="eastAsia"/>
+        </w:rPr>
         <w:t>4.</w:t>
       </w:r>
       <w:r>
@@ -627,20 +725,32 @@
       <w:pPr>
         <w:ind w:firstLine="420"/>
         <w:rPr>
-          <w:rFonts w:ascii="宋体" w:eastAsia="宋体" w:hAnsi="宋体"/>
-        </w:rPr>
-      </w:pPr>
-      <w:r>
-        <w:rPr>
-          <w:rFonts w:ascii="宋体" w:eastAsia="宋体" w:hAnsi="宋体"/>
-        </w:rPr>
-        <w:t>平均耗时：18.56s</w:t>
-      </w:r>
-    </w:p>
-    <w:p>
-      <w:pPr>
-        <w:rPr>
-          <w:rFonts w:ascii="宋体" w:eastAsia="宋体" w:hAnsi="宋体"/>
+          <w:rFonts w:ascii="宋体" w:eastAsia="宋体" w:hAnsi="宋体" w:hint="eastAsia"/>
+        </w:rPr>
+      </w:pPr>
+      <w:r>
+        <w:rPr>
+          <w:rFonts w:ascii="宋体" w:eastAsia="宋体" w:hAnsi="宋体"/>
+        </w:rPr>
+        <w:t>平均耗时：18.</w:t>
+      </w:r>
+      <w:r>
+        <w:rPr>
+          <w:rFonts w:ascii="宋体" w:eastAsia="宋体" w:hAnsi="宋体" w:hint="eastAsia"/>
+        </w:rPr>
+        <w:t>76</w:t>
+      </w:r>
+      <w:r>
+        <w:rPr>
+          <w:rFonts w:ascii="宋体" w:eastAsia="宋体" w:hAnsi="宋体"/>
+        </w:rPr>
+        <w:t>s</w:t>
+      </w:r>
+    </w:p>
+    <w:p>
+      <w:pPr>
+        <w:rPr>
+          <w:rFonts w:ascii="宋体" w:eastAsia="宋体" w:hAnsi="宋体" w:hint="eastAsia"/>
         </w:rPr>
       </w:pPr>
       <w:r>
@@ -673,6 +783,187 @@
           <w:rFonts w:ascii="宋体" w:eastAsia="宋体" w:hAnsi="宋体"/>
         </w:rPr>
         <w:t>平均耗时：17.94s</w:t>
+      </w:r>
+    </w:p>
+    <w:p>
+      <w:pPr>
+        <w:rPr>
+          <w:rFonts w:ascii="宋体" w:eastAsia="宋体" w:hAnsi="宋体" w:hint="eastAsia"/>
+        </w:rPr>
+      </w:pPr>
+      <w:r>
+        <w:rPr>
+          <w:rFonts w:ascii="宋体" w:eastAsia="宋体" w:hAnsi="宋体" w:hint="eastAsia"/>
+        </w:rPr>
+        <w:t>（4）改进版exe分布式</w:t>
+      </w:r>
+    </w:p>
+    <w:p>
+      <w:pPr>
+        <w:rPr>
+          <w:rFonts w:ascii="宋体" w:eastAsia="宋体" w:hAnsi="宋体" w:hint="eastAsia"/>
+        </w:rPr>
+      </w:pPr>
+      <w:r>
+        <w:rPr>
+          <w:rFonts w:ascii="宋体" w:eastAsia="宋体" w:hAnsi="宋体"/>
+        </w:rPr>
+        <w:tab/>
+      </w:r>
+      <w:r>
+        <w:rPr>
+          <w:rFonts w:ascii="宋体" w:eastAsia="宋体" w:hAnsi="宋体" w:hint="eastAsia"/>
+        </w:rPr>
+        <w:t>平均耗时：</w:t>
+      </w:r>
+      <w:r>
+        <w:rPr>
+          <w:rFonts w:ascii="宋体" w:eastAsia="宋体" w:hAnsi="宋体"/>
+        </w:rPr>
+        <w:t>7.50</w:t>
+      </w:r>
+      <w:r>
+        <w:rPr>
+          <w:rFonts w:ascii="宋体" w:eastAsia="宋体" w:hAnsi="宋体" w:hint="eastAsia"/>
+        </w:rPr>
+        <w:t>s，总耗时12分30秒</w:t>
+      </w:r>
+    </w:p>
+    <w:p>
+      <w:pPr>
+        <w:rPr>
+          <w:rFonts w:ascii="宋体" w:eastAsia="宋体" w:hAnsi="宋体" w:hint="eastAsia"/>
+        </w:rPr>
+      </w:pPr>
+      <w:r>
+        <w:rPr>
+          <w:rFonts w:ascii="宋体" w:eastAsia="宋体" w:hAnsi="宋体" w:hint="eastAsia"/>
+        </w:rPr>
+        <w:t>6.</w:t>
+      </w:r>
+      <w:r>
+        <w:rPr>
+          <w:rFonts w:ascii="宋体" w:eastAsia="宋体" w:hAnsi="宋体" w:hint="eastAsia"/>
+        </w:rPr>
+        <w:t>DPC AOD</w:t>
+      </w:r>
+    </w:p>
+    <w:p>
+      <w:pPr>
+        <w:rPr>
+          <w:rFonts w:ascii="宋体" w:eastAsia="宋体" w:hAnsi="宋体"/>
+        </w:rPr>
+      </w:pPr>
+      <w:r>
+        <w:rPr>
+          <w:rFonts w:ascii="宋体" w:eastAsia="宋体" w:hAnsi="宋体" w:hint="eastAsia"/>
+        </w:rPr>
+        <w:t>（1）</w:t>
+      </w:r>
+      <w:r>
+        <w:rPr>
+          <w:rFonts w:ascii="宋体" w:eastAsia="宋体" w:hAnsi="宋体" w:hint="eastAsia"/>
+        </w:rPr>
+        <w:t>气溶胶</w:t>
+      </w:r>
+      <w:r>
+        <w:rPr>
+          <w:rFonts w:ascii="宋体" w:eastAsia="宋体" w:hAnsi="宋体" w:hint="eastAsia"/>
+        </w:rPr>
+        <w:t>系统运行时间</w:t>
+      </w:r>
+      <w:r>
+        <w:rPr>
+          <w:rFonts w:ascii="宋体" w:eastAsia="宋体" w:hAnsi="宋体" w:hint="eastAsia"/>
+        </w:rPr>
+        <w:t>（19组数据）</w:t>
+      </w:r>
+    </w:p>
+    <w:p>
+      <w:pPr>
+        <w:rPr>
+          <w:rFonts w:ascii="宋体" w:eastAsia="宋体" w:hAnsi="宋体"/>
+        </w:rPr>
+      </w:pPr>
+      <w:r>
+        <w:rPr>
+          <w:rFonts w:ascii="宋体" w:eastAsia="宋体" w:hAnsi="宋体"/>
+        </w:rPr>
+        <w:tab/>
+      </w:r>
+      <w:r>
+        <w:rPr>
+          <w:rFonts w:ascii="宋体" w:eastAsia="宋体" w:hAnsi="宋体" w:hint="eastAsia"/>
+        </w:rPr>
+        <w:t>每组平均时间：</w:t>
+      </w:r>
+      <w:r>
+        <w:rPr>
+          <w:rFonts w:ascii="宋体" w:eastAsia="宋体" w:hAnsi="宋体" w:hint="eastAsia"/>
+        </w:rPr>
+        <w:t>16.37秒</w:t>
+      </w:r>
+    </w:p>
+    <w:p>
+      <w:pPr>
+        <w:rPr>
+          <w:rFonts w:ascii="宋体" w:eastAsia="宋体" w:hAnsi="宋体"/>
+        </w:rPr>
+      </w:pPr>
+      <w:r>
+        <w:rPr>
+          <w:rFonts w:ascii="宋体" w:eastAsia="宋体" w:hAnsi="宋体" w:hint="eastAsia"/>
+        </w:rPr>
+        <w:t>（2）</w:t>
+      </w:r>
+      <w:r>
+        <w:rPr>
+          <w:rFonts w:ascii="宋体" w:eastAsia="宋体" w:hAnsi="宋体" w:hint="eastAsia"/>
+        </w:rPr>
+        <w:t>H8aod</w:t>
+      </w:r>
+      <w:r>
+        <w:rPr>
+          <w:rFonts w:ascii="宋体" w:eastAsia="宋体" w:hAnsi="宋体" w:hint="eastAsia"/>
+        </w:rPr>
+        <w:t>目前只有</w:t>
+      </w:r>
+      <w:r>
+        <w:rPr>
+          <w:rFonts w:ascii="宋体" w:eastAsia="宋体" w:hAnsi="宋体" w:hint="eastAsia"/>
+        </w:rPr>
+        <w:t>5组数据，</w:t>
+      </w:r>
+      <w:r>
+        <w:rPr>
+          <w:rFonts w:ascii="宋体" w:eastAsia="宋体" w:hAnsi="宋体" w:hint="eastAsia"/>
+        </w:rPr>
+        <w:t>总用时40秒</w:t>
+      </w:r>
+    </w:p>
+    <w:p>
+      <w:pPr>
+        <w:rPr>
+          <w:rFonts w:ascii="宋体" w:eastAsia="宋体" w:hAnsi="宋体" w:hint="eastAsia"/>
+        </w:rPr>
+      </w:pPr>
+      <w:r>
+        <w:rPr>
+          <w:rFonts w:ascii="宋体" w:eastAsia="宋体" w:hAnsi="宋体"/>
+        </w:rPr>
+        <w:tab/>
+      </w:r>
+      <w:r>
+        <w:rPr>
+          <w:rFonts w:ascii="宋体" w:eastAsia="宋体" w:hAnsi="宋体" w:hint="eastAsia"/>
+        </w:rPr>
+        <w:t>平均用时</w:t>
+      </w:r>
+      <w:r>
+        <w:rPr>
+          <w:rFonts w:ascii="宋体" w:eastAsia="宋体" w:hAnsi="宋体" w:hint="eastAsia"/>
+        </w:rPr>
+        <w:t>8秒</w:t>
       </w:r>
     </w:p>
     <w:sectPr>
@@ -1345,6 +1636,7 @@
   <w:style w:type="character" w:default="1" w:styleId="a0">
     <w:name w:val="Default Paragraph Font"/>
     <w:uiPriority w:val="1"/>
+    <w:semiHidden/>
     <w:unhideWhenUsed/>
   </w:style>
   <w:style w:type="table" w:default="1" w:styleId="a1">
